--- a/products-storage/08-pto-bez-zamechaniy/32-shablon-ispolnitelnoy-shemy.docx
+++ b/products-storage/08-pto-bez-zamechaniy/32-shablon-ispolnitelnoy-shemy.docx
@@ -280,7 +280,7 @@
         <w:color w:val="787878"/>
         <w:sz w:val="16"/>
       </w:rPr>
-      <w:t>Карточка исполнительной схемы  •  версия 21.07.2026  •  marzhavbetone.ru</w:t>
+      <w:t/>
     </w:r>
   </w:p>
 </w:ftr>
@@ -298,7 +298,7 @@
         <w:color w:val="646464"/>
         <w:sz w:val="16"/>
       </w:rPr>
-      <w:t>МАРЖА В БЕТОНЕ  /  РАБОЧИЙ ШАБЛОН</w:t>
+      <w:t/>
     </w:r>
   </w:p>
 </w:hdr>
